--- a/example_articles/us_region/Multiple/5.us_region_Multiple_Other_publisher.docx
+++ b/example_articles/us_region/Multiple/5.us_region_Multiple_Other_publisher.docx
@@ -31,17 +31,17 @@
     </w:p>
     <w:p>
       <w:r>
-        <w:t>Source File: Other publishers/Files (500) (30).DOCX</w:t>
+        <w:t>Source file: Other publishers/Files (500) (30).DOCX</w:t>
       </w:r>
     </w:p>
     <w:p>
       <w:r>
-        <w:t>Raw locations result: ['West Virginia', 'Kentucky', 'Maryland', 'California', 'New York']</w:t>
+        <w:t>Raw locations result, 'locations': ['West Virginia', 'Kentucky', 'Maryland', 'California', 'New York']</w:t>
       </w:r>
     </w:p>
     <w:p>
       <w:r>
-        <w:t>us_region_stand_flat (Standardized): Multiple</w:t>
+        <w:t>Standardized locations result, 'us_region_stand_flat': Multiple</w:t>
       </w:r>
     </w:p>
     <w:p>

--- a/example_articles/us_region/Multiple/5.us_region_Multiple_Other_publisher.docx
+++ b/example_articles/us_region/Multiple/5.us_region_Multiple_Other_publisher.docx
@@ -7,11 +7,9 @@
         <w:pStyle w:val="Heading1"/>
       </w:pPr>
       <w:r>
-        <w:t>City verges on bankruptcy;</w:t>
+        <w:t>Tight credit stalls car sales;</w:t>
         <w:br/>
-        <w:t>Philadelphia coffers may empty soon;</w:t>
-        <w:br/>
-        <w:t>Dollar drain in Philadelphia</w:t>
+        <w:t>'People want to buy,' but need money</w:t>
       </w:r>
     </w:p>
     <w:p>
@@ -21,12 +19,12 @@
     </w:p>
     <w:p>
       <w:r>
-        <w:t>Date: 1990-10-11</w:t>
+        <w:t>Date: 1991-03-12</w:t>
       </w:r>
     </w:p>
     <w:p>
       <w:r>
-        <w:t>Section: NEWS; Pg. 8A</w:t>
+        <w:t>Section: MONEY; Pg. 1B; Cover Story</w:t>
       </w:r>
     </w:p>
     <w:p>
@@ -36,7 +34,7 @@
     </w:p>
     <w:p>
       <w:r>
-        <w:t>Raw locations result, 'locations': ['West Virginia', 'Kentucky', 'Maryland', 'California', 'New York']</w:t>
+        <w:t>Raw locations result, 'locations': ['Arizona', 'Florida', 'Washington, D.C.', 'California', 'Connecticut', 'Virginia', 'North Carolina']</w:t>
       </w:r>
     </w:p>
     <w:p>
@@ -53,91 +51,61 @@
     </w:p>
     <w:p>
       <w:r>
-        <w:t>'Philadelphia could be an example of what may happen in the 1990s to other major cities'</w:t>
+        <w:t>If you think the USA's auto sales slump has created a buyer's market for cars and trucks, forget it.</w:t>
         <w:br/>
-        <w:t xml:space="preserve"> All eyes may be focused on the USA's budget battle, but the fallout is hitting cities hard. Squeezed by federal funding cuts, Philadelphia is scrambling to avoid a Dec. 1 date with bankruptcy. More than a decade after it almost went under, New York is in trouble again. Here's a bottom-line look at the financial condition of the nation's 20 largest cities.</w:t>
+        <w:t>Default-wary banks, credit unions and the car companies' financing arms are giving buyers a hard time. National Automobile Dealers Association chief economist Tom Webb says 30% to 35% of car-loan applications are being rejected. The normal turndown rate: 10% to 15%. And, even if you qualify to get a loan, you might get the third degree anyway - and be given a shorter- term loan with more money down and a higher interest rate than you paid on your last car loan.</w:t>
         <w:br/>
-        <w:t>PHILADELPHIA - From his perch atop rust-edged City Hall, a bronze William Penn gazes into the future of the city he founded. Below his sculptured eyes, lies a huge hole, a gaping, $ 33 million reminder of what was to have been a new courthouse - until the money ran out.</w:t>
+        <w:t>''It was almost like signing the document in blood,'' says Raymond Reed, a Phoenix postal service maintenance worker who bought a Chrysler Eagle Premier last week. ''Before, they would ask you, 'How long have you been on the job?' '' says Reed, 35. ''This time, they were asking, 'How long are you planning to stay on the job?' They want to know if you are going to be around for the last payment.''</w:t>
         <w:br/>
-        <w:t>That grass-covered chasm is but a dimple, though, compared to the deep financial hole the nation's fifth-largest city finds itself in.  A $ 206 million budget deficit threatens to plunge Philadelphia into bankruptcy if a solution is not found by Dec. 1.</w:t>
+        <w:t>Industry analysts think the auto credit crunch is contributing to the 21% decline in U.S. car and truck sales this year. Without a loan, most consumers can't buy: 80% of all new car and truck purchases are bought with borrowed money. It's critical to the economy because vehicle sales account for 20% of all retail spending.</w:t>
         <w:br/>
-        <w:t>Embattled Mayor W. Wilson Goode won't speculate what would happen if the city goes broke. But City Controller Jonathan Saidel has an inkling: ''The government may come to a standstill. … Trash pickup, cops, fire - all would stop.''</w:t>
+        <w:t>''People want to buy cars, but they can't get the financing,'' says Millard Ripley, general manager of Bert Smith International, a St. Petersburg, Fla., luxury-car dealer. Eighteen months ago, 90% of Bert Smith's loan applications were approved, some for loans as long as 84 months. Now, Ripley estimates, just 60% are being approved - and loan lengths are limited to 48 to 54 months. A credit blemish - such as an unpaid student loan - can prevent even a wealthy buyer from qualifying. Washington, D.C., dealer Joe Gerard says difficulty finding financing for his working-class customers was one reason he was forced to close Northeast Ford last week.</w:t>
         <w:br/>
-        <w:t>The causes of the current calamity are familiar. Federal aid has been drastically slashed - from more than $ 250 million in 1981 to $ 54 million this year. The city has lost nearly 500,000 residents since 1950 - most middle- class taxpayers moving to the suburbs. Those left behind need more help with rising crime, drugs, homelessness and other problems.</w:t>
+        <w:t>The pullback in credit has been building for about 18 months, but it's getting attention now because more consumers - buoyed by the end of the gulf war and attracted by postwar sales pitches - are out car shopping. What's causing the crunch:</w:t>
         <w:br/>
-        <w:t>Philadelphia is ''trying to do too much for too many people with too little resources,'' says Republican mayoral candidate Samuel Katz.</w:t>
+        <w:t>- Consumers' personal balance sheets are loaded with debt from the 1980s. Meanwhile, unemployment and personal bankruptcies are climbing because of the recession.</w:t>
         <w:br/>
-        <w:t xml:space="preserve"> </w:t>
+        <w:t>- Higher car prices mean lenders and consumers have more at stake. The average transaction price of a new car is about $ 17,000, including license, fees and tax. Car loans look like mini-mortgages instead of a simple, four- digit short-term loan, as they were 10 years ago, when the average new-car price was $ 7,574.</w:t>
         <w:br/>
-        <w:t xml:space="preserve"> It isn't the only one. ''Philadelphia could be an example of what may happen in the 1990s to other major cities,'' Saidel warns. Unlike earlier cash crunches, such as New York's in the mid-1970s, Philadelphia's comes at the start of a national economic downturn that could hit it and other Northeast cities extra hard.</w:t>
+        <w:t>- Many of the most credit-worthy borrowers are no longer using traditional car loans, because the Tax Reform Act of 1986 phased out deductions for interest. They're paying for cars with tax-deductible home- equity loans or paying cash. That means borrowers of lower quality hold a greater percentage of car loans.</w:t>
         <w:br/>
-        <w:t>So far, the economy here remains strong. But there are ominous signs. Office vacancies run 25%.</w:t>
+        <w:t>Car companies and banks are in bad financial health and can't risk higher loan default rates. General Motors Acceptance Corp., which financed 2 million cars and trucks in the USA last year, says its repossession rate rose to 2.3% in 1990 from 2% in 1989. Major banks, including Citibank and Bank of New England on the East Coast and Security Pacific in the West, no longer offer car loans through dealers, although most still make loans directly to consumers. John Campbell, one of California's largest dealers, says he used to finance 80% of his deals through banks, 20% through carmakers. Now it's the reverse.</w:t>
         <w:br/>
-        <w:t>For now, there's mostly hot air blowing around town. ''The problem is as much political as it is financial,'' says Democrat Goode. ''Probably, it's more political.''</w:t>
+        <w:t>On the surface, it seems car companies could solve the auto credit crunch problem simply by loosening their own purse strings. But they can't afford to. Finance units are vital profit centers at General Motors Corp., Ford Motor Co. and Chrysler Corp. Their earnings helped cover big losses last year at the companies' automotive operations. ''I think these guys have to realize that if they loosen up too far, they'll get hit with a big slug of non- performing loans,'' says Shearson Lehman Bros. analyst Joseph Phillippi.</w:t>
         <w:br/>
-        <w:t>Says child care provider Deborah Jackson, ''if the city and state don't band together we're going under.''</w:t>
+        <w:t>Officials at GMAC and Ford Motor Credit Co. insist they're not rejecting qualified buyers and that loans are plentiful. ''We continue to provide financing for every customer with the willingness and the ability to make the payments,'' says Randy Kniebes, vice president of marketing at Ford Credit. GMAC spokeswoman Hilary Spittle suggests customers' personal credit situations might be more to blame. ''A difference in quality of credit would affect our approval of the application,'' says Spittle.</w:t>
         <w:br/>
-        <w:t>That may be, but - despite city deficits back to 1988 - nobody's budging. State officials say the city spends too much money and mismanages what it has. Some leaders favor an outside advisory board like the one that salvaged New York in the mid-1970s.</w:t>
+        <w:t>What car buyers can expect:</w:t>
         <w:br/>
-        <w:t>State legislators ''think it's a very wicked, corrupt city and why should (they) throw money at it to bail it out?'' says Peter Binzen, a local author. Philadelphia says it doesn't want a bailout or an overseer. It just wants the state to pay its share for social services.</w:t>
+        <w:t>- Bigger down payments, shorter loans, closer scrutiny of credit histories. Connecticut National Bank in Hartford demands 15% to 20% down, in addition to trade-in value of an old car, vs. 10% to 15% a year ago. The bank's average loan is 53 months, down from 60 months last year. It used to be that a pay stub was enough to prove your income. Now, Vice President Donald Grigley says the bank wants stable job history and proof loans have been paid on time.</w:t>
         <w:br/>
-        <w:t>Goode also wants the state to allow the city to levy a 1.5% sales tax. Although state lawmakers haven't approved that tax, it's included in Philadelphia's current $ 2.1 billion ''balanced'' budget. Still, the city council opposes new taxes.</w:t>
+        <w:t>- Less loan money. Lenders are limiting the amount financed to the purchase price of the car, including taxes, fees and interest, minus the down payment. That's a big change from the past few years, when banks encouraged borrowers to trade in their cars before they had paid off their loans. Richmond, Va., dealer Haywood ''Huddy'' Hyman says lenders routinely tacked the unpaid loan balance onto the new loan. It wasn't unusual to carry $ 4,000 over from an old loan.</w:t>
         <w:br/>
-        <w:t>So do many residents. ''This is the most taxed city in the whole world,'' says Joe Giordano, a storeowner in the 9th Street Italian Market. ''Next thing you know they're gonna tax your breathing.''</w:t>
+        <w:t>- Higher interest rates. Until last year, carmakers played ''how low can you go'' with financing plans, a limbo contest that Chrysler won with its zero-percent loans. Many lenders now use tiered lending plans in which interest rates go up as credit ratings drop.</w:t>
         <w:br/>
-        <w:t>Such comments explain why Goode - who by law cannot seek a third term in 1991 - is almost alone in favoring more taxes. Most fear voter wrath come November and rail against Goode's leadership. ''I would prefer the mayor be more aggressive,'' says Councilman and mayoral candidate George Burrell. ''The mayor has to step forward.''</w:t>
+        <w:t>Some dealers say standards are too tough. Hyman, who has Buick, Porsche and Saturn franchises, says he's cut back on his GMAC business because the financing arm's rates are sometimes two percentage points higher than at the local banks. ''Our customers have got to get the best rates that we can find them,'' says Hyman.</w:t>
         <w:br/>
-        <w:t>Nonsense, says the usually-unruffled Goode, slamming his hand on a blue- bound copy of his 1988 fiscal plan. The mayor says this document could solve the city's money woes. But, he says, state and city officials have ignored it.</w:t>
+        <w:t>But rates at banks are no bargain, either. Since October, interest rates in general have fallen; the prime rate has dropped from 10% to 9%. But the average car loan rate at 50 major banks tracked by Bank Rate Monitor last week was the same as at the end of October: 12.1%.</w:t>
         <w:br/>
-        <w:t>Others say reports aren't enough, that Goode's virtue is his vice.</w:t>
+        <w:t>There are still some loan deals. Some Ford dealers offer 3.9% on 48-month loans and special rebates for first-time buyers. Financing at 5.9% is available on two-year loans at Chrysler. And people with spotless records have little to fear, says Doug Crisp, senior vice president of consumer lending at First Union Bank of North Carolina.</w:t>
         <w:br/>
-        <w:t>''He disdains backroom politics, deal-making,'' says Katz, the GOP candidate. ''While that may make him a more honorable person than others, it's left the city in chaos.''</w:t>
+        <w:t>''If they have the ability and the willingness to pay, they can always expect to get credit. And if they don't have either one, they shouldn't expect to get credit.''</w:t>
         <w:br/>
-        <w:t>''It's unfair to blame me,'' Goode says. ''People will always look for a scapegoat and … the mayor is most visible.''</w:t>
-        <w:br/>
-        <w:t>Some blame racism for fueling criticism of Philadelphia's first black mayor. Says the Rev. James Allen of Vine Memorial Baptist Church, which recently held a rally for Goode: ''The intent is to hurt the future of black political leadership.''</w:t>
-        <w:br/>
-        <w:t>Motives aside, echoes of squabbling are being heard in the canyons of Wall Street, 88 miles away. Investors recently balked at $ 375 million in short- term ''junk bonds.'' They are needed to cover expenses until winter taxes arrive.</w:t>
-        <w:br/>
-        <w:t>Bond rating agencies worry about the city's ability to pay debts: Moody's gives it a B rating, Standard &amp; Poor's a CCC.</w:t>
-        <w:br/>
-        <w:t>''Wall Street saw there was not the political will'' among elected officials, Goode says.</w:t>
-        <w:br/>
-        <w:t>In the meantime, officials struggle to pay the bills. On one recent day Saidel stopped a $ 30,000 payment for legal services while approving $ 400,000 for police radios.</w:t>
-        <w:br/>
-        <w:t>''There's now a priority system'' for payments, Saidel says.</w:t>
-        <w:br/>
-        <w:t>There has to be. There's not much room for error.</w:t>
-        <w:br/>
-        <w:t>The overloaded courts are on the verge of a breakdown. The criminal justice system, which routinely frees suspects to make room for the worst offenders, is considered by many as the USA's worst.</w:t>
-        <w:br/>
-        <w:t>''Everybody's overworked. It's just too much to handle,'' says Stephanie Lowe, a probation officer. Now, she juggles 250 cases. A decade ago, she handled 25.</w:t>
-        <w:br/>
-        <w:t>Since 1988, Philadelphia has slashed its budget by $ 400 million and laid off 2,200 workers, 8% of its workforce. Says Goode: ''We have cut all the things we can cut.''</w:t>
-        <w:br/>
-        <w:t>Residents' reactions:</w:t>
-        <w:br/>
-        <w:t>- ''It's terrible,'' says James Cawley. His neighborhood is ''filthy. Trash collection is always late. The cops are never around when you need them.''</w:t>
-        <w:br/>
-        <w:t>- ''I've lived here 67 years and I don't think I've ever seen the city in such bad shape,'' says Lenore Fisher, who lives on Rittenhouse Square. Just around the corner, empty storefronts and ''for sale'' signs alternate with chic shops on Walnut Street.</w:t>
-        <w:br/>
-        <w:t>Cawley says ''the priorities are in the center city'' - which has the tourist attractions. But take a close look there and you find that Independence Hall has a leaky roof.</w:t>
-        <w:br/>
-        <w:t>Over on working-class Market Street, there are other concerns. ''I'm worried if I'm going to get paid,'' says Robert Taylor, a city license and inspections clerk. He may apply to a temporary employee agency, just in case. So far, Taylor has time. But that - and money - is running out. And not just here.</w:t>
-        <w:br/>
-        <w:t>''The city's problems are not significantly different than most American big cities today,'' says Philadelphia magazine editor Ron Javers. ''We have a large population who require city services and a smaller population who pay taxes to fund them. When you have more takers than givers, you've got a problem.''</w:t>
+        <w:t>Contributing: Joyce Harris</w:t>
         <w:br/>
         <w:t xml:space="preserve"> TEXT OF GRAPHIC</w:t>
         <w:br/>
-        <w:t>Loss of federal aid and population have Phildelphia onthe financial ropes. The nation's fifth largest city faces bankruptch if its budget problems are not solved by Dec. 1.</w:t>
+        <w:t>Cars' bigger bite</w:t>
         <w:br/>
-        <w:t>COMPLETE TEXT NOT AVAILABLE</w:t>
+        <w:t xml:space="preserve">The average price of a new car is now half the U.S. family median annual income, increasing consumers' need for loans. </w:t>
+        <w:br/>
+        <w:t>Source: Commerce Dept., American Auto Datam</w:t>
         <w:br/>
         <w:br/>
         <w:t>Notes</w:t>
         <w:br/>
         <w:br/>
-        <w:t>Ribbon Label; MONEY TROUBLES IN METROPOLITAN USA; 3</w:t>
+        <w:t>Accompanying stories; Terms tougher; Consumers squeezed by long-term loans</w:t>
         <w:br/>
         <w:br/>
         <w:t>Graphic</w:t>
@@ -145,11 +113,11 @@
         <w:br/>
         <w:t xml:space="preserve"> </w:t>
         <w:br/>
-        <w:t>b/w, Jeff Dionise, USA TODAY (Graph); EAR PHOTO; b/w, AP (Wilson Goode); PHOTO; b/w, Tim Dillon, USA TODAY (Joe Silva); PHOTO; b/w, Tim Dillon, USA TODAY (Betsy Reveal); PHOTO; b/w, Tim Dillon, USA TODAY (Robert Taylor)</w:t>
+        <w:t>GRAPHIC; color, Source: Commerce Dept., American Auto Datam; PHOTO; color, Denis Poroy, USA TODAY</w:t>
         <w:br/>
         <w:t xml:space="preserve"> </w:t>
         <w:br/>
-        <w:t>CUTLINE: DOGGONE: Vendor Joe Silva says city told Mayor Goode,''Hey we're broke!'' CUTLINE: BUDGET DIRECTOR: Betsy Reveal thinks 'political agreement' could have solved problesm CUTLINE: JOB WORRIES: Robert Taylor, a city license and inspections clerk, says he's concerned about whether he'll get paid.</w:t>
+        <w:t>CUTLINE: EMPTY LOT: Joseph Gerard says tight credit helped force him to close his Washington, D.C., dealership last week.</w:t>
       </w:r>
     </w:p>
     <w:sectPr>

--- a/example_articles/us_region/Multiple/5.us_region_Multiple_Other_publisher.docx
+++ b/example_articles/us_region/Multiple/5.us_region_Multiple_Other_publisher.docx
@@ -7,9 +7,7 @@
         <w:pStyle w:val="Heading1"/>
       </w:pPr>
       <w:r>
-        <w:t>Tight credit stalls car sales;</w:t>
-        <w:br/>
-        <w:t>'People want to buy,' but need money</w:t>
+        <w:t>FOOD BANK NEED RISES</w:t>
       </w:r>
     </w:p>
     <w:p>
@@ -19,22 +17,22 @@
     </w:p>
     <w:p>
       <w:r>
-        <w:t>Date: 1991-03-12</w:t>
+        <w:t>Date: 2009-02-20</w:t>
       </w:r>
     </w:p>
     <w:p>
       <w:r>
-        <w:t>Section: MONEY; Pg. 1B; Cover Story</w:t>
+        <w:t>Section: NATIONAL; Pg. A-3</w:t>
       </w:r>
     </w:p>
     <w:p>
       <w:r>
-        <w:t>Source file: Other publishers/Files (500) (30).DOCX</w:t>
+        <w:t>Source file: Other publishers/Files (500) (20).DOCX</w:t>
       </w:r>
     </w:p>
     <w:p>
       <w:r>
-        <w:t>Raw locations result, 'locations': ['Arizona', 'Florida', 'Washington, D.C.', 'California', 'Connecticut', 'Virginia', 'North Carolina']</w:t>
+        <w:t>Raw locations result, 'locations': ['New Jersey', 'Illinois', 'Connecticut', 'California']</w:t>
       </w:r>
     </w:p>
     <w:p>
@@ -51,61 +49,35 @@
     </w:p>
     <w:p>
       <w:r>
-        <w:t>If you think the USA's auto sales slump has created a buyer's market for cars and trucks, forget it.</w:t>
+        <w:t>MORRISTOWN, N.J. -- Once a crutch for the most needy, food pantries have responded to the deepening recession by opening their doors to what Rosemary Gilmartin, who runs Morristown's Interfaith Food Pantry, described as "the next layer of people" -- a rapidly expanding roster of child-care workers, nurse's aides, real estate agents and secretaries facing a financial crisis for the first time.</w:t>
         <w:br/>
-        <w:t>Default-wary banks, credit unions and the car companies' financing arms are giving buyers a hard time. National Automobile Dealers Association chief economist Tom Webb says 30% to 35% of car-loan applications are being rejected. The normal turndown rate: 10% to 15%. And, even if you qualify to get a loan, you might get the third degree anyway - and be given a shorter- term loan with more money down and a higher interest rate than you paid on your last car loan.</w:t>
+        <w:t>Demand at food banks across the country increased by 30 percent in 2008 from the previous year, according to a survey by Feeding America, which distributes more than 2 billion pounds of food every year. And instead of their usual drop in customers after the holidays, many pantries in upscale suburbs this year are seeing the opposite.</w:t>
         <w:br/>
-        <w:t>''It was almost like signing the document in blood,'' says Raymond Reed, a Phoenix postal service maintenance worker who bought a Chrysler Eagle Premier last week. ''Before, they would ask you, 'How long have you been on the job?' '' says Reed, 35. ''This time, they were asking, 'How long are you planning to stay on the job?' They want to know if you are going to be around for the last payment.''</w:t>
+        <w:t>Here in Morris County, one of the wealthiest counties in the nation, the Interfaith pantry opened for an extra night last week to accommodate the growing crowds. Among the first-time visitors were Cindy Dreeszen and her husband, who both have steady jobs -- his at a movie theater and hers at a government office -- with a combined annual income of about $55,000.</w:t>
         <w:br/>
-        <w:t>Industry analysts think the auto credit crunch is contributing to the 21% decline in U.S. car and truck sales this year. Without a loan, most consumers can't buy: 80% of all new car and truck purchases are bought with borrowed money. It's critical to the economy because vehicle sales account for 20% of all retail spending.</w:t>
+        <w:t>But with a 17-month-old son, another baby on the way, and, as Dreeszen put it, "the cost of everything going up and up," the couple showed up in search of free groceries.</w:t>
         <w:br/>
-        <w:t>''People want to buy cars, but they can't get the financing,'' says Millard Ripley, general manager of Bert Smith International, a St. Petersburg, Fla., luxury-car dealer. Eighteen months ago, 90% of Bert Smith's loan applications were approved, some for loans as long as 84 months. Now, Ripley estimates, just 60% are being approved - and loan lengths are limited to 48 to 54 months. A credit blemish - such as an unpaid student loan - can prevent even a wealthy buyer from qualifying. Washington, D.C., dealer Joe Gerard says difficulty finding financing for his working-class customers was one reason he was forced to close Northeast Ford last week.</w:t>
+        <w:t>"I didn't think we'd even be allowed to come here," said Ms. Dreeszen, 41, glancing at shelves of fruit, whole-wheat pasta and baby food. "This is totally something that I never expected to happen, to have to resort to this."</w:t>
         <w:br/>
-        <w:t>The pullback in credit has been building for about 18 months, but it's getting attention now because more consumers - buoyed by the end of the gulf war and attracted by postwar sales pitches - are out car shopping. What's causing the crunch:</w:t>
+        <w:t>In Lake Forest, Ill., a wealthy Chicago suburb, a pantry in an Episcopal church that used to attract people from less-affluent towns nearby has lately been flooded with people who have lost jobs.</w:t>
         <w:br/>
-        <w:t>- Consumers' personal balance sheets are loaded with debt from the 1980s. Meanwhile, unemployment and personal bankruptcies are climbing because of the recession.</w:t>
+        <w:t>In Greenwich, Conn., a pantry organizer reported a "tremendous" increase in demand for food since December, with out-of-work landscapers and housekeepers as well as real estate professionals who have not made a sale in months filling the line.</w:t>
         <w:br/>
-        <w:t>- Higher car prices mean lenders and consumers have more at stake. The average transaction price of a new car is about $ 17,000, including license, fees and tax. Car loans look like mini-mortgages instead of a simple, four- digit short-term loan, as they were 10 years ago, when the average new-car price was $ 7,574.</w:t>
+        <w:t>Amid million-dollar houses in Marin County, Calif., a pantry at the San Geronimo Valley Community Center last month changed its policy to allow people to stop by once a week, instead of every other week, since there are so many new faces in line with the regulars.</w:t>
         <w:br/>
-        <w:t>- Many of the most credit-worthy borrowers are no longer using traditional car loans, because the Tax Reform Act of 1986 phased out deductions for interest. They're paying for cars with tax-deductible home- equity loans or paying cash. That means borrowers of lower quality hold a greater percentage of car loans.</w:t>
+        <w:t>"We're seeing people who work at banks, for software firms, for marketing firms, and they're all losing their jobs," Executive Director Dave Cort said. "Here we are in big, fancy Marin County, but we have people who are standing in line with their eyes wide open, thinking, 'Oh, my God, I can't believe I'm here.' "</w:t>
         <w:br/>
-        <w:t>Car companies and banks are in bad financial health and can't risk higher loan default rates. General Motors Acceptance Corp., which financed 2 million cars and trucks in the USA last year, says its repossession rate rose to 2.3% in 1990 from 2% in 1989. Major banks, including Citibank and Bank of New England on the East Coast and Security Pacific in the West, no longer offer car loans through dealers, although most still make loans directly to consumers. John Campbell, one of California's largest dealers, says he used to finance 80% of his deals through banks, 20% through carmakers. Now it's the reverse.</w:t>
+        <w:t>The demand is not limited to pantries, which distribute groceries from food banks, supermarket surplus and individuals who donate through church or school can drives. The number of food-stamp recipients was up by 17 percent across New York state, and 12 percent in New Jersey, in November from a year before.</w:t>
         <w:br/>
-        <w:t>On the surface, it seems car companies could solve the auto credit crunch problem simply by loosening their own purse strings. But they can't afford to. Finance units are vital profit centers at General Motors Corp., Ford Motor Co. and Chrysler Corp. Their earnings helped cover big losses last year at the companies' automotive operations. ''I think these guys have to realize that if they loosen up too far, they'll get hit with a big slug of non- performing loans,'' says Shearson Lehman Bros. analyst Joseph Phillippi.</w:t>
+        <w:t>When an Essex County welfare office mobile unit, as part of a pilot program to distribute food-stamp applications in other counties, recently stopped in Morris County Shop-Rite parking lots, it was swamped.</w:t>
         <w:br/>
-        <w:t>Officials at GMAC and Ford Motor Credit Co. insist they're not rejecting qualified buyers and that loans are plentiful. ''We continue to provide financing for every customer with the willingness and the ability to make the payments,'' says Randy Kniebes, vice president of marketing at Ford Credit. GMAC spokeswoman Hilary Spittle suggests customers' personal credit situations might be more to blame. ''A difference in quality of credit would affect our approval of the application,'' says Spittle.</w:t>
+        <w:t>"If one of our richest counties has people signing up for food stamps who have never signed up before, that indicates the depth of this problem with the lack of food," said Kathleen DiChiara, executive director of Community FoodBank of New Jersey. "It's the canary in the coal mine."</w:t>
         <w:br/>
-        <w:t>What car buyers can expect:</w:t>
+        <w:t>Experts said chronically poor people tend to adapt to the periods where money is scarce by asking for support from friends or tapping into social services, but that working-class people who suddenly lose jobs or homes often find themselves at sea -- unsure how to navigate the system or ashamed to seek help. It is those people who, over the last several months, have started arriving in growing numbers at food pantries, which are often the first tentative step for those whose incomes are too high to qualify for government assistance.</w:t>
         <w:br/>
-        <w:t>- Bigger down payments, shorter loans, closer scrutiny of credit histories. Connecticut National Bank in Hartford demands 15% to 20% down, in addition to trade-in value of an old car, vs. 10% to 15% a year ago. The bank's average loan is 53 months, down from 60 months last year. It used to be that a pay stub was enough to prove your income. Now, Vice President Donald Grigley says the bank wants stable job history and proof loans have been paid on time.</w:t>
+        <w:t>Many pantries have a no-questions policy, though they might determine how many bags of groceries a customer can receive by the number of people in the household.</w:t>
         <w:br/>
-        <w:t>- Less loan money. Lenders are limiting the amount financed to the purchase price of the car, including taxes, fees and interest, minus the down payment. That's a big change from the past few years, when banks encouraged borrowers to trade in their cars before they had paid off their loans. Richmond, Va., dealer Haywood ''Huddy'' Hyman says lenders routinely tacked the unpaid loan balance onto the new loan. It wasn't unusual to carry $ 4,000 over from an old loan.</w:t>
-        <w:br/>
-        <w:t>- Higher interest rates. Until last year, carmakers played ''how low can you go'' with financing plans, a limbo contest that Chrysler won with its zero-percent loans. Many lenders now use tiered lending plans in which interest rates go up as credit ratings drop.</w:t>
-        <w:br/>
-        <w:t>Some dealers say standards are too tough. Hyman, who has Buick, Porsche and Saturn franchises, says he's cut back on his GMAC business because the financing arm's rates are sometimes two percentage points higher than at the local banks. ''Our customers have got to get the best rates that we can find them,'' says Hyman.</w:t>
-        <w:br/>
-        <w:t>But rates at banks are no bargain, either. Since October, interest rates in general have fallen; the prime rate has dropped from 10% to 9%. But the average car loan rate at 50 major banks tracked by Bank Rate Monitor last week was the same as at the end of October: 12.1%.</w:t>
-        <w:br/>
-        <w:t>There are still some loan deals. Some Ford dealers offer 3.9% on 48-month loans and special rebates for first-time buyers. Financing at 5.9% is available on two-year loans at Chrysler. And people with spotless records have little to fear, says Doug Crisp, senior vice president of consumer lending at First Union Bank of North Carolina.</w:t>
-        <w:br/>
-        <w:t>''If they have the ability and the willingness to pay, they can always expect to get credit. And if they don't have either one, they shouldn't expect to get credit.''</w:t>
-        <w:br/>
-        <w:t>Contributing: Joyce Harris</w:t>
-        <w:br/>
-        <w:t xml:space="preserve"> TEXT OF GRAPHIC</w:t>
-        <w:br/>
-        <w:t>Cars' bigger bite</w:t>
-        <w:br/>
-        <w:t xml:space="preserve">The average price of a new car is now half the U.S. family median annual income, increasing consumers' need for loans. </w:t>
-        <w:br/>
-        <w:t>Source: Commerce Dept., American Auto Datam</w:t>
-        <w:br/>
-        <w:br/>
-        <w:t>Notes</w:t>
-        <w:br/>
-        <w:br/>
-        <w:t>Accompanying stories; Terms tougher; Consumers squeezed by long-term loans</w:t>
+        <w:t>"These are people who never really had to ask for help before," said Brenda Beavers, the Salvation Army's human services director in New Jersey, whose agency dispenses emergency food supplies at 30 pantries throughout the state. "They were once givers, and now they're having to ask for assistance."</w:t>
         <w:br/>
         <w:br/>
         <w:t>Graphic</w:t>
@@ -113,11 +85,7 @@
         <w:br/>
         <w:t xml:space="preserve"> </w:t>
         <w:br/>
-        <w:t>GRAPHIC; color, Source: Commerce Dept., American Auto Datam; PHOTO; color, Denis Poroy, USA TODAY</w:t>
-        <w:br/>
-        <w:t xml:space="preserve"> </w:t>
-        <w:br/>
-        <w:t>CUTLINE: EMPTY LOT: Joseph Gerard says tight credit helped force him to close his Washington, D.C., dealership last week.</w:t>
+        <w:t>PHOTO: Elaine Thompson/Associated Press: A volunteer sorts collection bins of donated food at a food bank operated by Northwest Harvest in Seattle as more strapped Americans rely on charity amid worsening economic gloom. More than 37 million Americans live in poverty, and the vast majority of them are in line for extra help under the giant economic stimulus package coming out of Congress.</w:t>
       </w:r>
     </w:p>
     <w:sectPr>

--- a/example_articles/us_region/Multiple/5.us_region_Multiple_Other_publisher.docx
+++ b/example_articles/us_region/Multiple/5.us_region_Multiple_Other_publisher.docx
@@ -7,7 +7,7 @@
         <w:pStyle w:val="Heading1"/>
       </w:pPr>
       <w:r>
-        <w:t>FOOD BANK NEED RISES</w:t>
+        <w:t>TRUMP, BIDEN CAMPAIGNS ZERO IN ON PA.</w:t>
       </w:r>
     </w:p>
     <w:p>
@@ -17,22 +17,22 @@
     </w:p>
     <w:p>
       <w:r>
-        <w:t>Date: 2009-02-20</w:t>
+        <w:t>Date: 2020-10-25</w:t>
       </w:r>
     </w:p>
     <w:p>
       <w:r>
-        <w:t>Section: NATIONAL; Pg. A-3</w:t>
+        <w:t>Section: STATE; Pg. A-1</w:t>
       </w:r>
     </w:p>
     <w:p>
       <w:r>
-        <w:t>Source file: Other publishers/Files (500) (20).DOCX</w:t>
+        <w:t>Source file: Other publishers/Files (500) (5).DOCX</w:t>
       </w:r>
     </w:p>
     <w:p>
       <w:r>
-        <w:t>Raw locations result, 'locations': ['New Jersey', 'Illinois', 'Connecticut', 'California']</w:t>
+        <w:t>Raw locations result, 'locations': ['Pennsylvania']</w:t>
       </w:r>
     </w:p>
     <w:p>
@@ -49,35 +49,65 @@
     </w:p>
     <w:p>
       <w:r>
-        <w:t>MORRISTOWN, N.J. -- Once a crutch for the most needy, food pantries have responded to the deepening recession by opening their doors to what Rosemary Gilmartin, who runs Morristown's Interfaith Food Pantry, described as "the next layer of people" -- a rapidly expanding roster of child-care workers, nurse's aides, real estate agents and secretaries facing a financial crisis for the first time.</w:t>
+        <w:t>Kickstarting a final 10-day blitz on the campaign trail before voters decide who wins the White House, President Donald Trump and Democrat Joe Biden continued to signal that the road to victory runs through Pennsylvania.</w:t>
         <w:br/>
-        <w:t>Demand at food banks across the country increased by 30 percent in 2008 from the previous year, according to a survey by Feeding America, which distributes more than 2 billion pounds of food every year. And instead of their usual drop in customers after the holidays, many pantries in upscale suburbs this year are seeing the opposite.</w:t>
+        <w:t>On one end of the state on Saturday, Mr. Biden and his wife, Jill, hosted drive-in rallies in two of Philadelphia's collar counties that have seen big Democratic gains since 2016, where the former vice president made the case that Mr. Trump has no plan to combat COVID-19.</w:t>
         <w:br/>
-        <w:t>Here in Morris County, one of the wealthiest counties in the nation, the Interfaith pantry opened for an extra night last week to accommodate the growing crowds. Among the first-time visitors were Cindy Dreeszen and her husband, who both have steady jobs -- his at a movie theater and hers at a government office -- with a combined annual income of about $55,000.</w:t>
+        <w:t>On this side of the state, the Biden campaign deployed former primary competitor and progressive firebrand Bernie Sanders, I-Vt., to Pittsburgh to mobilize support among union workers and unify the party's wings under the common cause of defeating Mr. Trump.</w:t>
         <w:br/>
-        <w:t>But with a 17-month-old son, another baby on the way, and, as Dreeszen put it, "the cost of everything going up and up," the couple showed up in search of free groceries.</w:t>
+        <w:t>And on the phone lines here while their candidate was preparing for evening rallies one state over in Ohio, the Trump campaign again sought to convince moderate voters that the Democratic Party has become too radical - and would use the Biden administration as a conduit to ban fracking and destroy Pennsylvania's economy.</w:t>
         <w:br/>
-        <w:t>"I didn't think we'd even be allowed to come here," said Ms. Dreeszen, 41, glancing at shelves of fruit, whole-wheat pasta and baby food. "This is totally something that I never expected to happen, to have to resort to this."</w:t>
+        <w:t>But all of Saturday's moving political pawns focused on one thing: The road to the White House likely will run through Pennsylvania and its 20 electoral votes. Both sides just had different ideas of what message is best to get them there.</w:t>
         <w:br/>
-        <w:t>In Lake Forest, Ill., a wealthy Chicago suburb, a pantry in an Episcopal church that used to attract people from less-affluent towns nearby has lately been flooded with people who have lost jobs.</w:t>
+        <w:t>With Mr. Biden eastward, Mr. Sanders had the west to himself and used it to rally campaign volunteers and members of the Service Employees International Union, Local 32BJ, in the morning, then rally voters - in their cars - at the Carrie Blast Furnaces site in Rankin alongside other progressive Democrats.</w:t>
         <w:br/>
-        <w:t>In Greenwich, Conn., a pantry organizer reported a "tremendous" increase in demand for food since December, with out-of-work landscapers and housekeepers as well as real estate professionals who have not made a sale in months filling the line.</w:t>
+        <w:t>The Vermont senator, who hadn't been to Pittsburgh since last year, when he was running for the Democratic primary nomination, focused his speeches on the growing urgency to address a working class in America that is in more desperation today than "at any time since the 1930s" - triggered by the COVID-19 pandemic but propped up on a system of inequality and worker degradation that he's talked about since the start of his political career.</w:t>
         <w:br/>
-        <w:t>Amid million-dollar houses in Marin County, Calif., a pantry at the San Geronimo Valley Community Center last month changed its policy to allow people to stop by once a week, instead of every other week, since there are so many new faces in line with the regulars.</w:t>
+        <w:t>Mr. Sanders, insisting that the economy continues to work great for billionaires while tens of millions of workers are forced to live on "starvation wages," said Mr. Biden would raise the minimum wage, make it easier for workers to join unions, and provide 12 weeks of paid family and medical leave to all workers.</w:t>
         <w:br/>
-        <w:t>"We're seeing people who work at banks, for software firms, for marketing firms, and they're all losing their jobs," Executive Director Dave Cort said. "Here we are in big, fancy Marin County, but we have people who are standing in line with their eyes wide open, thinking, 'Oh, my God, I can't believe I'm here.' "</w:t>
+        <w:t>Of course, Mr. Sanders noted - at times - that he'd go farther than Mr. Biden on some issues, reminding the audience in Rankin that he supports Medicare for All, for example. But he kept bringing it back to the former vice president and how he believes Mr. Biden fundamentally understands the problems facing the U.S. and can work toward fixing them.</w:t>
         <w:br/>
-        <w:t>The demand is not limited to pantries, which distribute groceries from food banks, supermarket surplus and individuals who donate through church or school can drives. The number of food-stamp recipients was up by 17 percent across New York state, and 12 percent in New Jersey, in November from a year before.</w:t>
+        <w:t>The country should unify, too, Mr. Sanders said, around defeating the "most dangerous president in the modern history of this country."</w:t>
         <w:br/>
-        <w:t>When an Essex County welfare office mobile unit, as part of a pilot program to distribute food-stamp applications in other counties, recently stopped in Morris County Shop-Rite parking lots, it was swamped.</w:t>
+        <w:t>"Let me say to all people, not just progressives, but moderates and conservatives: I hope you all believe and understand that America cannot be a model for the world if we continue to have a president who's a pathological liar," Mr. Sanders said.</w:t>
         <w:br/>
-        <w:t>"If one of our richest counties has people signing up for food stamps who have never signed up before, that indicates the depth of this problem with the lack of food," said Kathleen DiChiara, executive director of Community FoodBank of New Jersey. "It's the canary in the coal mine."</w:t>
+        <w:t>To Mr. Trump's campaign flacks, it is Mr. Biden they're trying to paint as a liar and continued to do so during a news conference Saturday morning.</w:t>
         <w:br/>
-        <w:t>Experts said chronically poor people tend to adapt to the periods where money is scarce by asking for support from friends or tapping into social services, but that working-class people who suddenly lose jobs or homes often find themselves at sea -- unsure how to navigate the system or ashamed to seek help. It is those people who, over the last several months, have started arriving in growing numbers at food pantries, which are often the first tentative step for those whose incomes are too high to qualify for government assistance.</w:t>
+        <w:t>The call was focused - like much of the Trump campaign's energy has been in recent weeks - on Mr. Biden's energy policies, and how voters shouldn't believe him when he says he won't ban fracking.</w:t>
         <w:br/>
-        <w:t>Many pantries have a no-questions policy, though they might determine how many bags of groceries a customer can receive by the number of people in the household.</w:t>
+        <w:t>Campaign spokesman Tim Murtaugh, calling back to the final presidential debate Thursday, said Mr. Biden "let slip what he really thinks about killing the American energy industry" - and that it's clear the Democrat will cater to "environmental extremists" in his party to embrace a climate platform "further to the left than any in history."</w:t>
         <w:br/>
-        <w:t>"These are people who never really had to ask for help before," said Brenda Beavers, the Salvation Army's human services director in New Jersey, whose agency dispenses emergency food supplies at 30 pantries throughout the state. "They were once givers, and now they're having to ask for assistance."</w:t>
+        <w:t>Mr. Murtaugh said a ban on fracking - which Mr. Biden has repeatedly said he doesn't support - would shrink the U.S. economy and kill jobs in the energy industry, thousands of which are in Pennsylvania.</w:t>
+        <w:br/>
+        <w:t>"Joe Biden is coming for their jobs, and the clock starts ticking if he's elected president," Mr. Murtaugh said.</w:t>
+        <w:br/>
+        <w:t>The warnings didn't end there, as former U.S. Rep. Lou Barletta said the country would "fall into a deep depression" if it was forced to rely on foreign countries for energy again, and that Mr. Biden's goal of zero carbon emissions signals "a death sentence for the oil and gas industry here in Pennsylvania."</w:t>
+        <w:br/>
+        <w:t>"Energy is the lifeline of Pennsylvania," Mr. Barletta said. "It's our future. Without energy, where does Pennsylvania go?"</w:t>
+        <w:br/>
+        <w:t>The Trump campaign's focus on fracking has intensified since the debate, and it has made its way onto the airwaves again in the shape of a 30-second spot featuring a fracking technician driving to work, with text on the screen warning of job loss in Western Pennsylvania under the energy policies of a Biden administration.</w:t>
+        <w:br/>
+        <w:t>Mr. Biden, who said in the debate that the oil industry "has to be replaced by renewable energy over time," supports transitioning to net-zero greenhouse gas emissions by 2050, banning oil subsidies and investing in methane leak reduction along pipelines - a platform that was crafted in the spirit of "unity" with supporters of Mr. Sanders, who challenged him for the party's nomination.</w:t>
+        <w:br/>
+        <w:t>In Bucks County on Saturday, Mr. Biden told the crowd, "Let me be clear also: I'm not banning fracking in Pennsylvania or anywhere else." He also claimed that southeastern Pennsylvania is warming faster than any other part of the state and that "[w]e can do something about it" before the time comes when floods start picking up along the Delaware River.</w:t>
+        <w:br/>
+        <w:t>At his rallies, Mr. Biden - noting that the previous day recorded the highest number of single-day COVID-19 cases since the pandemic began - criticized Mr. Trump for his handling of the virus and hit the president and Republicans for failing to provide additional stimulus relief. He questioned why the Senate has the time to confirm a Supreme Court nominee instead of addressing the economic needs of local communities.</w:t>
+        <w:br/>
+        <w:t>"I'll tell you why - it's Trump's dream of wiping 'Obamacare' off the books," Mr. Biden said. "Because his nominee [Judge Amy Coney Barrett] has said in the past the law should be struck down."</w:t>
+        <w:br/>
+        <w:t>Mr. Biden's running mate, California Sen. Kamala Harris, was across the border in Ohio, where she stopped at an elections board location in Cleveland and spoke on the campus of Cuyahoga Community College, where she said America is "in the midst of a public health crisis, an economic crisis and a long overdue reckoning on racial injustice in America."</w:t>
+        <w:br/>
+        <w:t>"And on this issue, let's be clear, again: two very clear choices," Ms. Harris said. "On the one hand, you have Joe Biden, who has the courage and the commitment and the knowledge of America's history to speak the term 'Black lives matter.' On the other hand, you have a Donald Trump, who will never speak those words."</w:t>
+        <w:br/>
+        <w:t>Mr. Trump will hold rallies in Allentown, Lititz and Martinsburg on Monday, continuing a travel schedule to Pennsylvania that in recent weeks has included stops in Erie and Johnstown.</w:t>
+        <w:br/>
+        <w:t>Polls consistently show Mr. Biden with a lead in Pennsylvania, though Mr. Murtaugh said the Trump campaign doesn't believe them because public polling paid for by media outlets that have "spent the last four years trying to destroy and defeat President Trump" should not be taken as gospel.</w:t>
+        <w:br/>
+        <w:br/>
+        <w:t>Notes</w:t>
+        <w:br/>
+        <w:br/>
+        <w:t>Julian Routh: jrouth@post-gazette.com</w:t>
         <w:br/>
         <w:br/>
         <w:t>Graphic</w:t>
@@ -85,7 +115,7 @@
         <w:br/>
         <w:t xml:space="preserve"> </w:t>
         <w:br/>
-        <w:t>PHOTO: Elaine Thompson/Associated Press: A volunteer sorts collection bins of donated food at a food bank operated by Northwest Harvest in Seattle as more strapped Americans rely on charity amid worsening economic gloom. More than 37 million Americans live in poverty, and the vast majority of them are in line for extra help under the giant economic stimulus package coming out of Congress.</w:t>
+        <w:t>PHOTO: Alexandra Wimley/Post-Gazette: Vermont Sen. Bernie Sanders speaks during a drive-in car rally Saturday at the Carrie Furnaces site in Rankin to encourage people to vote for Democratic nominee Joe Biden in November's presidential election. \ \ PHOTO: Drew Angerer/Getty Images: Democratic presidential nominee Joe Biden speaks at a drive-in campaign rally at Dallas High School in Dallas, Pa., one of two campaign stops in the state Saturday.</w:t>
       </w:r>
     </w:p>
     <w:sectPr>
